--- a/Typescript.docx
+++ b/Typescript.docx
@@ -2126,228 +2126,6 @@
           <w:sz w:val="20"/>
         </w:rPr>
         <w:t>}</w:t>
-      </w:r>
-    </w:p>
-    <w:p>
-      <w:pPr>
-        <w:spacing w:after="0" w:line="240" w:lineRule="auto"/>
-        <w:rPr>
-          <w:rFonts w:ascii="Courier New" w:hAnsi="Courier New" w:cs="Courier New"/>
-          <w:i/>
-          <w:sz w:val="20"/>
-        </w:rPr>
-      </w:pPr>
-    </w:p>
-    <w:p>
-      <w:pPr>
-        <w:spacing w:after="0" w:line="240" w:lineRule="auto"/>
-        <w:rPr>
-          <w:rFonts w:ascii="Courier New" w:hAnsi="Courier New" w:cs="Courier New"/>
-          <w:i/>
-          <w:sz w:val="20"/>
-        </w:rPr>
-      </w:pPr>
-      <w:r>
-        <w:rPr>
-          <w:rFonts w:ascii="Courier New" w:hAnsi="Courier New" w:cs="Courier New"/>
-          <w:i/>
-          <w:sz w:val="20"/>
-        </w:rPr>
-        <w:t>// EJERCICIO:</w:t>
-      </w:r>
-    </w:p>
-    <w:p>
-      <w:pPr>
-        <w:spacing w:after="0" w:line="240" w:lineRule="auto"/>
-        <w:rPr>
-          <w:rFonts w:ascii="Courier New" w:hAnsi="Courier New" w:cs="Courier New"/>
-          <w:i/>
-          <w:sz w:val="20"/>
-        </w:rPr>
-      </w:pPr>
-      <w:r>
-        <w:rPr>
-          <w:rFonts w:ascii="Courier New" w:hAnsi="Courier New" w:cs="Courier New"/>
-          <w:i/>
-          <w:sz w:val="20"/>
-        </w:rPr>
-        <w:t xml:space="preserve">// 1. Intenta cambiar el valor de 'precio' a un </w:t>
-      </w:r>
-      <w:proofErr w:type="spellStart"/>
-      <w:r>
-        <w:rPr>
-          <w:rFonts w:ascii="Courier New" w:hAnsi="Courier New" w:cs="Courier New"/>
-          <w:i/>
-          <w:sz w:val="20"/>
-        </w:rPr>
-        <w:t>string</w:t>
-      </w:r>
-      <w:proofErr w:type="spellEnd"/>
-      <w:r>
-        <w:rPr>
-          <w:rFonts w:ascii="Courier New" w:hAnsi="Courier New" w:cs="Courier New"/>
-          <w:i/>
-          <w:sz w:val="20"/>
-        </w:rPr>
-        <w:t xml:space="preserve"> (</w:t>
-      </w:r>
-      <w:proofErr w:type="spellStart"/>
-      <w:r>
-        <w:rPr>
-          <w:rFonts w:ascii="Courier New" w:hAnsi="Courier New" w:cs="Courier New"/>
-          <w:i/>
-          <w:sz w:val="20"/>
-        </w:rPr>
-        <w:t>ej</w:t>
-      </w:r>
-      <w:proofErr w:type="spellEnd"/>
-      <w:r>
-        <w:rPr>
-          <w:rFonts w:ascii="Courier New" w:hAnsi="Courier New" w:cs="Courier New"/>
-          <w:i/>
-          <w:sz w:val="20"/>
-        </w:rPr>
-        <w:t>: "999") y mira el error en tu editor.</w:t>
-      </w:r>
-    </w:p>
-    <w:p>
-      <w:pPr>
-        <w:spacing w:after="0" w:line="240" w:lineRule="auto"/>
-        <w:rPr>
-          <w:rFonts w:ascii="Courier New" w:hAnsi="Courier New" w:cs="Courier New"/>
-          <w:i/>
-          <w:sz w:val="20"/>
-        </w:rPr>
-      </w:pPr>
-      <w:r>
-        <w:rPr>
-          <w:rFonts w:ascii="Courier New" w:hAnsi="Courier New" w:cs="Courier New"/>
-          <w:i/>
-          <w:sz w:val="20"/>
-        </w:rPr>
-        <w:t xml:space="preserve">// 2. Intenta quitar la propiedad 'nombre' y verás cómo </w:t>
-      </w:r>
-      <w:proofErr w:type="spellStart"/>
-      <w:r>
-        <w:rPr>
-          <w:rFonts w:ascii="Courier New" w:hAnsi="Courier New" w:cs="Courier New"/>
-          <w:i/>
-          <w:sz w:val="20"/>
-        </w:rPr>
-        <w:t>TypeScript</w:t>
-      </w:r>
-      <w:proofErr w:type="spellEnd"/>
-      <w:r>
-        <w:rPr>
-          <w:rFonts w:ascii="Courier New" w:hAnsi="Courier New" w:cs="Courier New"/>
-          <w:i/>
-          <w:sz w:val="20"/>
-        </w:rPr>
-        <w:t xml:space="preserve"> te avisa que falta.</w:t>
-      </w:r>
-    </w:p>
-    <w:p>
-      <w:pPr>
-        <w:spacing w:after="0" w:line="240" w:lineRule="auto"/>
-        <w:rPr>
-          <w:rFonts w:ascii="Courier New" w:hAnsi="Courier New" w:cs="Courier New"/>
-          <w:i/>
-          <w:sz w:val="20"/>
-        </w:rPr>
-      </w:pPr>
-    </w:p>
-    <w:p>
-      <w:pPr>
-        <w:spacing w:after="0" w:line="240" w:lineRule="auto"/>
-        <w:rPr>
-          <w:rFonts w:ascii="Courier New" w:hAnsi="Courier New" w:cs="Courier New"/>
-          <w:i/>
-          <w:sz w:val="20"/>
-        </w:rPr>
-      </w:pPr>
-      <w:proofErr w:type="spellStart"/>
-      <w:proofErr w:type="gramStart"/>
-      <w:r>
-        <w:rPr>
-          <w:rFonts w:ascii="Courier New" w:hAnsi="Courier New" w:cs="Courier New"/>
-          <w:i/>
-          <w:sz w:val="20"/>
-        </w:rPr>
-        <w:t>const</w:t>
-      </w:r>
-      <w:proofErr w:type="spellEnd"/>
-      <w:proofErr w:type="gramEnd"/>
-      <w:r>
-        <w:rPr>
-          <w:rFonts w:ascii="Courier New" w:hAnsi="Courier New" w:cs="Courier New"/>
-          <w:i/>
-          <w:sz w:val="20"/>
-        </w:rPr>
-        <w:t xml:space="preserve"> total = </w:t>
-      </w:r>
-      <w:proofErr w:type="spellStart"/>
-      <w:r>
-        <w:rPr>
-          <w:rFonts w:ascii="Courier New" w:hAnsi="Courier New" w:cs="Courier New"/>
-          <w:i/>
-          <w:sz w:val="20"/>
-        </w:rPr>
-        <w:t>calcularTotal</w:t>
-      </w:r>
-      <w:proofErr w:type="spellEnd"/>
-      <w:r>
-        <w:rPr>
-          <w:rFonts w:ascii="Courier New" w:hAnsi="Courier New" w:cs="Courier New"/>
-          <w:i/>
-          <w:sz w:val="20"/>
-        </w:rPr>
-        <w:t>(</w:t>
-      </w:r>
-      <w:proofErr w:type="spellStart"/>
-      <w:r>
-        <w:rPr>
-          <w:rFonts w:ascii="Courier New" w:hAnsi="Courier New" w:cs="Courier New"/>
-          <w:i/>
-          <w:sz w:val="20"/>
-        </w:rPr>
-        <w:t>item</w:t>
-      </w:r>
-      <w:proofErr w:type="spellEnd"/>
-      <w:r>
-        <w:rPr>
-          <w:rFonts w:ascii="Courier New" w:hAnsi="Courier New" w:cs="Courier New"/>
-          <w:i/>
-          <w:sz w:val="20"/>
-        </w:rPr>
-        <w:t>, 0.16);</w:t>
-      </w:r>
-    </w:p>
-    <w:p>
-      <w:pPr>
-        <w:spacing w:after="0" w:line="240" w:lineRule="auto"/>
-        <w:rPr>
-          <w:rFonts w:ascii="Courier New" w:hAnsi="Courier New" w:cs="Courier New"/>
-          <w:i/>
-          <w:sz w:val="20"/>
-        </w:rPr>
-      </w:pPr>
-      <w:proofErr w:type="gramStart"/>
-      <w:r>
-        <w:rPr>
-          <w:rFonts w:ascii="Courier New" w:hAnsi="Courier New" w:cs="Courier New"/>
-          <w:i/>
-          <w:sz w:val="20"/>
-        </w:rPr>
-        <w:t>console.log(</w:t>
-      </w:r>
-      <w:proofErr w:type="gramEnd"/>
-      <w:r>
-        <w:rPr>
-          <w:rFonts w:ascii="Courier New" w:hAnsi="Courier New" w:cs="Courier New"/>
-          <w:i/>
-          <w:sz w:val="20"/>
-        </w:rPr>
-        <w:t>`El total con impuestos es: ${total}`);</w:t>
       </w:r>
     </w:p>
     <w:sectPr>
